--- a/arb/docx/07.content.docx
+++ b/arb/docx/07.content.docx
@@ -178,13 +178,6 @@
         <w:rPr>
           <w:lang w:val="ar_AE" w:bidi="ar_AE"/>
         </w:rPr>
-      </w:r>
-      <w:r>
-        <w:rPr>
-          <w:i/>
-          <w:lang w:val="ar_AE" w:bidi="ar_AE"/>
-        </w:rPr>
-        <w:t>القضاة 1: 1, القضاة 1: 1–2: 5, القضاة 1: 1–3: 6, القضاة 1: 2, القضاة 1: 3, القضاة 1: 10, القضاة 1: 11, القضاة 1: 14, القضاة 1: 16, قضاة ١: ١٧, القضاة 1: 18, القضاة ١: ١٩–٢٠, القضاة 1: 21, القضاة 1: 21–36, القضاة 1: 22, القضاة 1: 22–36, القضاة 1: 24, القضاة 1: 26, القضاة 1: 27, القضاة 1: 34, القضاة ٢: ١, القضاة 2: 1–5, القضاة 2: 2, القضاة 2: 6–3: 6, القضاة 2: 8, قضاة 2: 10–19, القضاة 2: 11–13, القضاة 2: 14–15, القضاة 2: 15, القضاة 2: 16–19, القضاة 2: 20–23, القضاة 3: 1–4, القضاة 3: 3, القضاة ٣: ٥–٦, القضاة 3: 7–11, القضاة 3: 8, القضاة 3: 12–13, القضاة 3: 12–30, القضاة 3: 15, القضاة 3: 16, القضاة 3: 19, القضاة 3: 19–21, القضاة 3: 20, القضاة 3: 23, القضاة 3: 24–25, القضاة 3: 26, القضاة 3: 27–28, القضاة 3: 31, القضاة 4: 1, القضاة 4: 1–5: 31, القضاة 4: 2, القضاة 4: 3, القضاة 4: 4–7, القضاة 4: 6, القضاة ٤: ٧, القضاة ٤: ٨, القضاة 4: 9, القضاة 4: 10, القضاة 4: 11, القضاة 4: 12–13, القضاة 4: 14–16, القضاة 4: 17–20, القضاة 4: 19, القضاة 4: 21–22, القضاة 4: 23, القضاة ٤: ٢٤, القضاة 5: 1–31, القضاة 5: 3, القضاة 5: 4–5, القضاة 5: 6, القضاة 5: 7, القضاة 5: 8, القضاة 5: 10, القضاة 5: 11, القضاة 5: 13, قضاة 5: 14–18, القضاة 5: 19, القضاة 5: 19–23, القضاة 5: 23, قضاة 5: 24–27, القضاة 5: 28, القضاة 5: 29–30, القضاة 5: 31, القضاة 6: 1–6, القضاة 6: 1–8: 35, القضاة 6: 5, القضاة 6: 8–10, القضاة 6: 11–32, القضاة 6: 12, القضاة 6: 13–15, القضاة 6: 15, القضاة 6: 22, القضاة 6: 24, القضاة 6: 25, القضاة 6: 25–32, القضاة 6: 31, القضاة 6: 33, القضاة 6: 34, القضاة 6: 36–40, القضاة 7: 1, القضاة 7: 2, القضاة ٧: ٣, القضاة 7: 4–8, القضاة 7: 8, القضاة ٧: ١٠–١٥, القضاة 7: 11, القضاة 7: 13–14, قضاة ٧: ١٦, القضاة 7: 17–20, القضاة 7: 21, القضاة 7: 22, القضاة ٧: ٢٤, القضاة 7: 25, القضاة 8: 1–3, القضاة 8: 4–12, القضاة 8: 7, القضاة 8: 8–9, القضاة 8: 10–12, القضاة 8: 13–17, القضاة 8: 18–21, القضاة 8: 20–21, القضاة 8: 21, قضاة 8: 24, القضاة 8: 27, القضاة 8: 28, قضاة 8: 29–32, القضاة 8: 31, القضاة 8: 33–35, القضاة 9: 1–3, القضاة 9: 1–57, القضاة 9: 3–5, القضاة 9: 4, القضاة 9: 5, القضاة 9: 6, القضاة 9: 7, القضاة 9: 7–21, القضاة 9: 8–13, القضاة 9: 14–15, القضاة 9: 16–18, القضاة 9: 19–20, القضاة 9: 22–23, القضاة 9: 22–25, القضاة 9: 22–57, القضاة 9: 25, القضاة 9: 26–41, القضاة 9: 27–29, القضاة 9: 28, القضاة 9: 30–41, القضاة 9: 42, القضاة 9: 43–45, القضاة 9: 45, القضاة 9: 46–49, القضاة 9: 48, القضاة 9: 50, القضاة 9: 53, القضاة 9: 54–55, القضاة 9: 56–57, القضاة 10: 1, القضاة 10: 1–5, القضاة 10: 3–4, القضاة 10: 6, القضاة 10: 6–16, القضاة 10: 7–8, القضاة 10: 17–18, القضاة 10: 18, القضاة 11: 1–2, القضاة 11: 1–3, القضاة ١١: ٣, القضاة 11: 4, القضاة 11: 5–6, القضاة 11: 7–8, القضاة 11: 9–10, القضاة 11: 11, قضاة 11: 12–28, القضاة 11: 17, القضاة 11: 24, القضاة 11: 25, القضاة 11: 26, القضاة 11: 27, القضاة 11: 29–31, القضاة 11: 31, القضاة 11: 32, القضاة 11: 35, القضاة 11: 39, القضاة 12: 1, القضاة 12: 1–6, القضاة ١٢: ٢, القضاة 12: 4, القضاة 12: 5, القضاة 12: 6, القضاة 12: 7, القضاة 12: 8, قضاة 12: 8–15, القضاة 12: 15, القضاة 13: 1, القضاة 13: 1–16: 31, القضاة 13: 2, القضاة 13: 3–5, القضاة 13: 4, القضاة 13: 6–7, القضاة 13: 12–13, القضاة 13: 15–16, القضاة 13: 17–18, القضاة 13: 19–22, القضاة 13: 25, القضاة 14: 1, القضاة 14: 1–15: 20, القضاة 14: 2, القضاة 14: 3, قضاة 14: 5–6, القضاة 14: 11, القضاة 14: 12, قضاة 14: 14–19, القضاة 14: 18, القضاة 14: 19, القضاة 14: 20, القضاة 15: 1, القضاة 15: 2, قضاة 15: 3–5, القضاة 15: 6–10, القضاة 15: 11, القضاة 15: 12, القضاة 15: 13, القضاة 15: 14–15, القضاة 15: 16, القضاة 15: 18, القضاة 15: 20, القضاة 16: 1–31, القضاة 16: 2–3, القضاة 16: 3, قضاة 16: 4–22, القضاة 16: 5, القضاة 16: 6, القضاة 16: 7, القضاة 16: 11, القضاة 16: 13–14, القضاة 16: 16, القضاة 16: 17–19, القضاة 16: 18, القضاة 16: 20, القضاة 16: 22, القضاة 16: 23–24, قضاة 16: 28–30, القضاة 17: 1, القضاة 17: 1–21: 25, القضاة 17: 2–3, القضاة 17: 4–5, القضاة 17: 5, القضاة 17: 7–8, القضاة 17: 13, القضاة 18: 1–31, القضاة 18: 2, القضاة 18: 3–4, القضاة 18: 5–6, القضاة 18: 7, القضاة 18: 9–10, القضاة 18: 12, القضاة 18: 14, القضاة 18: 14–26, القضاة 18: 15, القضاة 18: 16, القضاة 18: 18, القضاة 18: 19, القضاة 18: 20, القضاة 18: 22, القضاة 18: 23, القضاة 18: 24, القضاة 18: 25, القضاة 18: 28, القضاة 18: 29–31, القضاة 18: 30, القضاة 18: 31, القضاة 19: 1, القضاة 19: 1–21: 25, القضاة 19: 4, القضاة 19: 5–7, القضاة 19: 10, القضاة 19: 13, القضاة 19: 15, القضاة 19: 16, القضاة 19: 18, القضاة ١٩: ٢٠, القضاة 19: 22, القضاة 19: 23, القضاة 19: 24, القضاة 19: 25, القضاة 19: 28–29, القضاة 20: 1, القضاة 20: 3, القضاة 20: 5, القضاة 20: 9, القضاة 20: 12–13, القضاة 20: 13–17, القضاة 20: 16, القضاة 20: 18, القضاة 20: 19–21, القضاة 20: 22–23, القضاة 20: 24–25, القضاة 20: 26–28, قضاة 20: 29–44, القضاة 20: 33, قضاة 20: 36–48, القضاة 20: 43, القضاة 20: 47, القضاة 21: 1, القضاة 21: 3, القضاة 21: 8–9, القضاة 21: 11, القضاة 21: 15–17, القضاة 21: 19, القضاة 21: 23, القضاة 21: 24, القضاة 21: 25</w:t>
       </w:r>
       <w:r>
         <w:rPr>

--- a/arb/docx/07.content.docx
+++ b/arb/docx/07.content.docx
@@ -163,21 +163,6 @@
           <w:lang w:val="ar_AE" w:bidi="ar_AE"/>
         </w:rPr>
         <w:t>JDG</w:t>
-      </w:r>
-      <w:r>
-        <w:rPr>
-          <w:lang w:val="ar_AE" w:bidi="ar_AE"/>
-        </w:rPr>
-      </w:r>
-    </w:p>
-    <w:p>
-      <w:pPr>
-        <w:bidi/>
-      </w:pPr>
-      <w:r>
-        <w:rPr>
-          <w:lang w:val="ar_AE" w:bidi="ar_AE"/>
-        </w:rPr>
       </w:r>
       <w:r>
         <w:rPr>

--- a/arb/docx/07.content.docx
+++ b/arb/docx/07.content.docx
@@ -22,7 +22,7 @@
         <w:rPr>
           <w:lang w:val="ar_AE" w:bidi="ar_AE"/>
         </w:rPr>
-        <w:t>Resource: ملاحظات الدراسة (تينديل)</w:t>
+        <w:t>Resource: Tyndale Open Study Notes</w:t>
       </w:r>
       <w:r>
         <w:rPr>
@@ -122,7 +122,7 @@
         <w:rPr>
           <w:lang w:val="ar_AE" w:bidi="ar_AE"/>
         </w:rPr>
-        <w:t>ملاحظات الدراسة (تينديل)</w:t>
+        <w:t>Tyndale Open Study Notes</w:t>
       </w:r>
     </w:p>
     <w:p>

--- a/arb/docx/07.content.docx
+++ b/arb/docx/07.content.docx
@@ -22,7 +22,7 @@
         <w:rPr>
           <w:lang w:val="ar_AE" w:bidi="ar_AE"/>
         </w:rPr>
-        <w:t>Resource: Tyndale Open Study Notes</w:t>
+        <w:t>Resource: Aquifer Open Study Notes</w:t>
       </w:r>
       <w:r>
         <w:rPr>
@@ -122,7 +122,7 @@
         <w:rPr>
           <w:lang w:val="ar_AE" w:bidi="ar_AE"/>
         </w:rPr>
-        <w:t>Tyndale Open Study Notes</w:t>
+        <w:t>Aquifer Open Study Notes</w:t>
       </w:r>
     </w:p>
     <w:p>
